--- a/documentosproyecto/formato para proyecto telento tech Rnergias.docx
+++ b/documentosproyecto/formato para proyecto telento tech Rnergias.docx
@@ -1104,9 +1104,26 @@
                                 <w:b/>
                                 <w:bCs/>
                                 <w:sz w:val="28"/>
-                                <w:lang w:val="es-MX"/>
+                                <w:lang w:val="es-CO"/>
                               </w:rPr>
-                              <w:t>Sitio web para consultar las capitales de los países del mundo</w:t>
+                              <w:t xml:space="preserve">Los Países Frente a </w:t>
+                            </w:r>
+                            <w:r>
+                              <w:rPr>
+                                <w:b/>
+                                <w:bCs/>
+                                <w:sz w:val="28"/>
+                                <w:lang w:val="es-CO"/>
+                              </w:rPr>
+                              <w:t xml:space="preserve">la </w:t>
+                            </w:r>
+                            <w:r>
+                              <w:rPr>
+                                <w:b/>
+                                <w:bCs/>
+                                <w:sz w:val="28"/>
+                              </w:rPr>
+                              <w:t>TRANSICIÓN ENERGÉTICA</w:t>
                             </w:r>
                           </w:p>
                         </w:txbxContent>
@@ -1145,9 +1162,26 @@
                           <w:b/>
                           <w:bCs/>
                           <w:sz w:val="28"/>
-                          <w:lang w:val="es-MX"/>
+                          <w:lang w:val="es-CO"/>
                         </w:rPr>
-                        <w:t>Sitio web para consultar las capitales de los países del mundo</w:t>
+                        <w:t xml:space="preserve">Los Países Frente a </w:t>
+                      </w:r>
+                      <w:r>
+                        <w:rPr>
+                          <w:b/>
+                          <w:bCs/>
+                          <w:sz w:val="28"/>
+                          <w:lang w:val="es-CO"/>
+                        </w:rPr>
+                        <w:t xml:space="preserve">la </w:t>
+                      </w:r>
+                      <w:r>
+                        <w:rPr>
+                          <w:b/>
+                          <w:bCs/>
+                          <w:sz w:val="28"/>
+                        </w:rPr>
+                        <w:t>TRANSICIÓN ENERGÉTICA</w:t>
                       </w:r>
                     </w:p>
                   </w:txbxContent>
@@ -2794,6 +2828,9 @@
               <w:pStyle w:val="TableParagraph"/>
               <w:spacing w:line="268" w:lineRule="exact"/>
             </w:pPr>
+            <w:r>
+              <w:t>Transición Energética</w:t>
+            </w:r>
           </w:p>
         </w:tc>
       </w:tr>
@@ -3036,23 +3073,60 @@
           <w:b w:val="0"/>
           <w:bCs w:val="0"/>
         </w:rPr>
-        <w:t xml:space="preserve">un sitio WEB en el cual se </w:t>
+        <w:t xml:space="preserve">un sitio WEB </w:t>
       </w:r>
       <w:r>
         <w:rPr>
           <w:b w:val="0"/>
           <w:bCs w:val="0"/>
         </w:rPr>
-        <w:t>pueda consultar información sobre las capitales de los países del mundo.</w:t>
+        <w:t>donde se pueda con</w:t>
+      </w:r>
+      <w:r>
+        <w:rPr>
+          <w:b w:val="0"/>
+          <w:bCs w:val="0"/>
+        </w:rPr>
+        <w:t xml:space="preserve">sultar bibliografía acerca del estado de los países del mundo frente al tema de la </w:t>
+      </w:r>
+      <w:r>
+        <w:rPr>
+          <w:b w:val="0"/>
+          <w:bCs w:val="0"/>
+        </w:rPr>
+        <w:t>TRANSICIÓN ENERGÉTICA</w:t>
+      </w:r>
+      <w:r>
+        <w:rPr>
+          <w:b w:val="0"/>
+          <w:bCs w:val="0"/>
+        </w:rPr>
+        <w:t xml:space="preserve">, al igual que tener un chabot al </w:t>
+      </w:r>
+      <w:r>
+        <w:rPr>
+          <w:b w:val="0"/>
+          <w:bCs w:val="0"/>
+        </w:rPr>
+        <w:lastRenderedPageBreak/>
+        <w:t>que se le pueda consultar sobre el tema de un país en particular.</w:t>
       </w:r>
     </w:p>
     <w:p>
       <w:pPr>
         <w:pStyle w:val="Ttulo1"/>
+        <w:rPr>
+          <w:b w:val="0"/>
+          <w:bCs w:val="0"/>
+        </w:rPr>
+      </w:pPr>
+    </w:p>
+    <w:p>
+      <w:pPr>
+        <w:pStyle w:val="Ttulo1"/>
         <w:spacing w:before="52"/>
       </w:pPr>
       <w:r>
-        <w:lastRenderedPageBreak/>
         <w:t>Pertinencia</w:t>
       </w:r>
       <w:r>
@@ -3119,10 +3193,10 @@
         <w:t xml:space="preserve"> </w:t>
       </w:r>
       <w:r>
-        <w:t xml:space="preserve">poner en practica los conocimientos adquiridos en cuanto al desarrollo de páginas WEB, incorporando elementos de inteligencia artificial para el desarrollo de un cahtbot que responda preguntas relacionadas con </w:t>
-      </w:r>
-      <w:r>
-        <w:t>las capitales de los países del mundo.</w:t>
+        <w:t xml:space="preserve">poner en practica los conocimientos adquiridos en cuanto al desarrollo de páginas WEB, incorporando elementos de inteligencia artificial para el desarrollo de un cahtbot que responda preguntas relacionadas </w:t>
+      </w:r>
+      <w:r>
+        <w:t>a un país.</w:t>
       </w:r>
     </w:p>
     <w:p>
@@ -3686,11 +3760,19 @@
           <w:p>
             <w:pPr>
               <w:pStyle w:val="TableParagraph"/>
+              <w:jc w:val="center"/>
               <w:rPr>
                 <w:rFonts w:ascii="Times New Roman"/>
                 <w:sz w:val="18"/>
               </w:rPr>
             </w:pPr>
+            <w:r>
+              <w:rPr>
+                <w:rFonts w:ascii="Times New Roman"/>
+                <w:sz w:val="18"/>
+              </w:rPr>
+              <w:t>5</w:t>
+            </w:r>
           </w:p>
         </w:tc>
       </w:tr>
@@ -5339,12 +5421,44 @@
           <w:szCs w:val="24"/>
           <w:lang w:val="es-CO" w:eastAsia="es-CO"/>
         </w:rPr>
-        <w:t xml:space="preserve">  Ministerio de Minas y Energía de Colombia – Datos abiertos.</w:t>
+        <w:t xml:space="preserve">  </w:t>
+      </w:r>
+      <w:r>
+        <w:rPr>
+          <w:rFonts w:ascii="Times New Roman" w:eastAsia="Times New Roman" w:hAnsi="Times New Roman" w:cs="Times New Roman"/>
+          <w:sz w:val="24"/>
+          <w:szCs w:val="24"/>
+          <w:lang w:val="es-CO" w:eastAsia="es-CO"/>
+        </w:rPr>
+        <w:t xml:space="preserve">Publicaciones </w:t>
+      </w:r>
+      <w:r>
+        <w:rPr>
+          <w:rFonts w:ascii="Times New Roman" w:eastAsia="Times New Roman" w:hAnsi="Times New Roman" w:cs="Times New Roman"/>
+          <w:sz w:val="24"/>
+          <w:szCs w:val="24"/>
+          <w:lang w:val="es-CO" w:eastAsia="es-CO"/>
+        </w:rPr>
+        <w:t>the-world-economic-forums-energy-transition</w:t>
+      </w:r>
+      <w:r>
+        <w:rPr>
+          <w:rFonts w:ascii="Times New Roman" w:eastAsia="Times New Roman" w:hAnsi="Times New Roman" w:cs="Times New Roman"/>
+          <w:sz w:val="24"/>
+          <w:szCs w:val="24"/>
+          <w:lang w:val="es-CO" w:eastAsia="es-CO"/>
+        </w:rPr>
+        <w:t>.</w:t>
       </w:r>
     </w:p>
     <w:p>
       <w:pPr>
+        <w:pStyle w:val="Prrafodelista"/>
         <w:widowControl/>
+        <w:numPr>
+          <w:ilvl w:val="0"/>
+          <w:numId w:val="10"/>
+        </w:numPr>
         <w:autoSpaceDE/>
         <w:autoSpaceDN/>
         <w:spacing w:before="100" w:beforeAutospacing="1" w:after="100" w:afterAutospacing="1"/>
@@ -5357,85 +5471,12 @@
       </w:pPr>
       <w:r>
         <w:rPr>
-          <w:rFonts w:ascii="Times New Roman" w:eastAsia="Times New Roman" w:hAnsi="Symbol" w:cs="Times New Roman"/>
+          <w:rFonts w:ascii="Times New Roman" w:eastAsia="Times New Roman" w:hAnsi="Times New Roman" w:cs="Times New Roman"/>
           <w:sz w:val="24"/>
           <w:szCs w:val="24"/>
           <w:lang w:val="es-CO" w:eastAsia="es-CO"/>
         </w:rPr>
-        <w:t></w:t>
-      </w:r>
-      <w:r>
-        <w:rPr>
-          <w:rFonts w:ascii="Times New Roman" w:eastAsia="Times New Roman" w:hAnsi="Times New Roman" w:cs="Times New Roman"/>
-          <w:sz w:val="24"/>
-          <w:szCs w:val="24"/>
-          <w:lang w:val="es-CO" w:eastAsia="es-CO"/>
-        </w:rPr>
-        <w:t xml:space="preserve">  IDEAM – Radiación solar y velocidad del viento.</w:t>
-      </w:r>
-    </w:p>
-    <w:p>
-      <w:pPr>
-        <w:widowControl/>
-        <w:autoSpaceDE/>
-        <w:autoSpaceDN/>
-        <w:spacing w:before="100" w:beforeAutospacing="1" w:after="100" w:afterAutospacing="1"/>
-        <w:rPr>
-          <w:rFonts w:ascii="Times New Roman" w:eastAsia="Times New Roman" w:hAnsi="Times New Roman" w:cs="Times New Roman"/>
-          <w:sz w:val="24"/>
-          <w:szCs w:val="24"/>
-          <w:lang w:val="es-CO" w:eastAsia="es-CO"/>
-        </w:rPr>
-      </w:pPr>
-      <w:r>
-        <w:rPr>
-          <w:rFonts w:ascii="Times New Roman" w:eastAsia="Times New Roman" w:hAnsi="Symbol" w:cs="Times New Roman"/>
-          <w:sz w:val="24"/>
-          <w:szCs w:val="24"/>
-          <w:lang w:val="es-CO" w:eastAsia="es-CO"/>
-        </w:rPr>
-        <w:t></w:t>
-      </w:r>
-      <w:r>
-        <w:rPr>
-          <w:rFonts w:ascii="Times New Roman" w:eastAsia="Times New Roman" w:hAnsi="Times New Roman" w:cs="Times New Roman"/>
-          <w:sz w:val="24"/>
-          <w:szCs w:val="24"/>
-          <w:lang w:val="es-CO" w:eastAsia="es-CO"/>
-        </w:rPr>
-        <w:t xml:space="preserve">  TensorFlow y Scikit-learn Documentation.</w:t>
-      </w:r>
-    </w:p>
-    <w:p>
-      <w:pPr>
-        <w:widowControl/>
-        <w:autoSpaceDE/>
-        <w:autoSpaceDN/>
-        <w:spacing w:before="100" w:beforeAutospacing="1" w:after="100" w:afterAutospacing="1"/>
-        <w:rPr>
-          <w:rFonts w:ascii="Times New Roman" w:eastAsia="Times New Roman" w:hAnsi="Times New Roman" w:cs="Times New Roman"/>
-          <w:sz w:val="24"/>
-          <w:szCs w:val="24"/>
-          <w:lang w:val="es-CO" w:eastAsia="es-CO"/>
-        </w:rPr>
-      </w:pPr>
-      <w:r>
-        <w:rPr>
-          <w:rFonts w:ascii="Times New Roman" w:eastAsia="Times New Roman" w:hAnsi="Symbol" w:cs="Times New Roman"/>
-          <w:sz w:val="24"/>
-          <w:szCs w:val="24"/>
-          <w:lang w:val="es-CO" w:eastAsia="es-CO"/>
-        </w:rPr>
-        <w:t></w:t>
-      </w:r>
-      <w:r>
-        <w:rPr>
-          <w:rFonts w:ascii="Times New Roman" w:eastAsia="Times New Roman" w:hAnsi="Times New Roman" w:cs="Times New Roman"/>
-          <w:sz w:val="24"/>
-          <w:szCs w:val="24"/>
-          <w:lang w:val="es-CO" w:eastAsia="es-CO"/>
-        </w:rPr>
-        <w:t xml:space="preserve">  Ley 1712 de 2014 y Ley 1581 de 2012.</w:t>
+        <w:t>Infomación generada con la ayuda de la IA google</w:t>
       </w:r>
     </w:p>
     <w:p>
@@ -6246,6 +6287,119 @@
     </w:lvl>
   </w:abstractNum>
   <w:abstractNum w:abstractNumId="4" w15:restartNumberingAfterBreak="0">
+    <w:nsid w:val="3B0F7334"/>
+    <w:multiLevelType w:val="hybridMultilevel"/>
+    <w:tmpl w:val="AB602F2A"/>
+    <w:lvl w:ilvl="0" w:tplc="240A0001">
+      <w:start w:val="1"/>
+      <w:numFmt w:val="bullet"/>
+      <w:lvlText w:val=""/>
+      <w:lvlJc w:val="left"/>
+      <w:pPr>
+        <w:ind w:left="360" w:hanging="360"/>
+      </w:pPr>
+      <w:rPr>
+        <w:rFonts w:ascii="Symbol" w:hAnsi="Symbol" w:hint="default"/>
+      </w:rPr>
+    </w:lvl>
+    <w:lvl w:ilvl="1" w:tplc="240A0003" w:tentative="1">
+      <w:start w:val="1"/>
+      <w:numFmt w:val="bullet"/>
+      <w:lvlText w:val="o"/>
+      <w:lvlJc w:val="left"/>
+      <w:pPr>
+        <w:ind w:left="1080" w:hanging="360"/>
+      </w:pPr>
+      <w:rPr>
+        <w:rFonts w:ascii="Courier New" w:hAnsi="Courier New" w:cs="Courier New" w:hint="default"/>
+      </w:rPr>
+    </w:lvl>
+    <w:lvl w:ilvl="2" w:tplc="240A0005" w:tentative="1">
+      <w:start w:val="1"/>
+      <w:numFmt w:val="bullet"/>
+      <w:lvlText w:val=""/>
+      <w:lvlJc w:val="left"/>
+      <w:pPr>
+        <w:ind w:left="1800" w:hanging="360"/>
+      </w:pPr>
+      <w:rPr>
+        <w:rFonts w:ascii="Wingdings" w:hAnsi="Wingdings" w:hint="default"/>
+      </w:rPr>
+    </w:lvl>
+    <w:lvl w:ilvl="3" w:tplc="240A0001" w:tentative="1">
+      <w:start w:val="1"/>
+      <w:numFmt w:val="bullet"/>
+      <w:lvlText w:val=""/>
+      <w:lvlJc w:val="left"/>
+      <w:pPr>
+        <w:ind w:left="2520" w:hanging="360"/>
+      </w:pPr>
+      <w:rPr>
+        <w:rFonts w:ascii="Symbol" w:hAnsi="Symbol" w:hint="default"/>
+      </w:rPr>
+    </w:lvl>
+    <w:lvl w:ilvl="4" w:tplc="240A0003" w:tentative="1">
+      <w:start w:val="1"/>
+      <w:numFmt w:val="bullet"/>
+      <w:lvlText w:val="o"/>
+      <w:lvlJc w:val="left"/>
+      <w:pPr>
+        <w:ind w:left="3240" w:hanging="360"/>
+      </w:pPr>
+      <w:rPr>
+        <w:rFonts w:ascii="Courier New" w:hAnsi="Courier New" w:cs="Courier New" w:hint="default"/>
+      </w:rPr>
+    </w:lvl>
+    <w:lvl w:ilvl="5" w:tplc="240A0005" w:tentative="1">
+      <w:start w:val="1"/>
+      <w:numFmt w:val="bullet"/>
+      <w:lvlText w:val=""/>
+      <w:lvlJc w:val="left"/>
+      <w:pPr>
+        <w:ind w:left="3960" w:hanging="360"/>
+      </w:pPr>
+      <w:rPr>
+        <w:rFonts w:ascii="Wingdings" w:hAnsi="Wingdings" w:hint="default"/>
+      </w:rPr>
+    </w:lvl>
+    <w:lvl w:ilvl="6" w:tplc="240A0001" w:tentative="1">
+      <w:start w:val="1"/>
+      <w:numFmt w:val="bullet"/>
+      <w:lvlText w:val=""/>
+      <w:lvlJc w:val="left"/>
+      <w:pPr>
+        <w:ind w:left="4680" w:hanging="360"/>
+      </w:pPr>
+      <w:rPr>
+        <w:rFonts w:ascii="Symbol" w:hAnsi="Symbol" w:hint="default"/>
+      </w:rPr>
+    </w:lvl>
+    <w:lvl w:ilvl="7" w:tplc="240A0003" w:tentative="1">
+      <w:start w:val="1"/>
+      <w:numFmt w:val="bullet"/>
+      <w:lvlText w:val="o"/>
+      <w:lvlJc w:val="left"/>
+      <w:pPr>
+        <w:ind w:left="5400" w:hanging="360"/>
+      </w:pPr>
+      <w:rPr>
+        <w:rFonts w:ascii="Courier New" w:hAnsi="Courier New" w:cs="Courier New" w:hint="default"/>
+      </w:rPr>
+    </w:lvl>
+    <w:lvl w:ilvl="8" w:tplc="240A0005" w:tentative="1">
+      <w:start w:val="1"/>
+      <w:numFmt w:val="bullet"/>
+      <w:lvlText w:val=""/>
+      <w:lvlJc w:val="left"/>
+      <w:pPr>
+        <w:ind w:left="6120" w:hanging="360"/>
+      </w:pPr>
+      <w:rPr>
+        <w:rFonts w:ascii="Wingdings" w:hAnsi="Wingdings" w:hint="default"/>
+      </w:rPr>
+    </w:lvl>
+  </w:abstractNum>
+  <w:abstractNum w:abstractNumId="5" w15:restartNumberingAfterBreak="0">
     <w:nsid w:val="412269F2"/>
     <w:multiLevelType w:val="hybridMultilevel"/>
     <w:tmpl w:val="5F3C02E2"/>
@@ -6362,7 +6516,7 @@
       </w:rPr>
     </w:lvl>
   </w:abstractNum>
-  <w:abstractNum w:abstractNumId="5" w15:restartNumberingAfterBreak="0">
+  <w:abstractNum w:abstractNumId="6" w15:restartNumberingAfterBreak="0">
     <w:nsid w:val="472E6976"/>
     <w:multiLevelType w:val="multilevel"/>
     <w:tmpl w:val="60B8FB20"/>
@@ -6475,7 +6629,7 @@
       </w:pPr>
     </w:lvl>
   </w:abstractNum>
-  <w:abstractNum w:abstractNumId="6" w15:restartNumberingAfterBreak="0">
+  <w:abstractNum w:abstractNumId="7" w15:restartNumberingAfterBreak="0">
     <w:nsid w:val="47F71055"/>
     <w:multiLevelType w:val="multilevel"/>
     <w:tmpl w:val="610CA934"/>
@@ -6588,7 +6742,7 @@
       </w:pPr>
     </w:lvl>
   </w:abstractNum>
-  <w:abstractNum w:abstractNumId="7" w15:restartNumberingAfterBreak="0">
+  <w:abstractNum w:abstractNumId="8" w15:restartNumberingAfterBreak="0">
     <w:nsid w:val="72352354"/>
     <w:multiLevelType w:val="hybridMultilevel"/>
     <w:tmpl w:val="047E964A"/>
@@ -6701,7 +6855,7 @@
       </w:rPr>
     </w:lvl>
   </w:abstractNum>
-  <w:abstractNum w:abstractNumId="8" w15:restartNumberingAfterBreak="0">
+  <w:abstractNum w:abstractNumId="9" w15:restartNumberingAfterBreak="0">
     <w:nsid w:val="730D1963"/>
     <w:multiLevelType w:val="multilevel"/>
     <w:tmpl w:val="4296E648"/>
@@ -6851,16 +7005,16 @@
     </w:lvl>
   </w:abstractNum>
   <w:num w:numId="1" w16cid:durableId="1396054120">
-    <w:abstractNumId w:val="4"/>
+    <w:abstractNumId w:val="5"/>
   </w:num>
   <w:num w:numId="2" w16cid:durableId="104352740">
-    <w:abstractNumId w:val="8"/>
+    <w:abstractNumId w:val="9"/>
   </w:num>
   <w:num w:numId="3" w16cid:durableId="1560364312">
-    <w:abstractNumId w:val="5"/>
+    <w:abstractNumId w:val="6"/>
   </w:num>
   <w:num w:numId="4" w16cid:durableId="1286348432">
-    <w:abstractNumId w:val="6"/>
+    <w:abstractNumId w:val="7"/>
   </w:num>
   <w:num w:numId="5" w16cid:durableId="619263157">
     <w:abstractNumId w:val="1"/>
@@ -6875,7 +7029,10 @@
     <w:abstractNumId w:val="0"/>
   </w:num>
   <w:num w:numId="9" w16cid:durableId="627972867">
-    <w:abstractNumId w:val="7"/>
+    <w:abstractNumId w:val="8"/>
+  </w:num>
+  <w:num w:numId="10" w16cid:durableId="401409435">
+    <w:abstractNumId w:val="4"/>
   </w:num>
 </w:numbering>
 </file>
@@ -7327,7 +7484,6 @@
   <w:style w:type="character" w:default="1" w:styleId="Fuentedeprrafopredeter">
     <w:name w:val="Default Paragraph Font"/>
     <w:uiPriority w:val="1"/>
-    <w:semiHidden/>
     <w:unhideWhenUsed/>
   </w:style>
   <w:style w:type="table" w:default="1" w:styleId="Tablanormal">
